--- a/bestapply/products/immigrant-job-search-system/chapters/04-the-invisible-filter-noc-onet.fa.docx
+++ b/bestapply/products/immigrant-job-search-system/chapters/04-the-invisible-filter-noc-onet.fa.docx
@@ -81,7 +81,7 @@
         <w:rPr>
           <w:rtl/>
         </w:rPr>
-        <w:t xml:space="preserve">کد رو اشتباه بگیر، هر چیزی که بعدش می‌آد، از یه شروع اشتباه می‌آد.</w:t>
+        <w:t xml:space="preserve">کد رو اشتباه بگیری، هر چیزی که بعدش می‌آد، از یه شروع اشتباه می‌آد.</w:t>
       </w:r>
     </w:p>
     <w:p>
@@ -453,7 +453,7 @@
         <w:rPr>
           <w:rtl/>
         </w:rPr>
-        <w:t xml:space="preserve">ATS resume تو رو parse می‌کنه و سه عنوان شغلی آخرت رو هم به کدهایی از طرف خودش می‌چسبونه. اگه عنوان آخرت به‌شکل تمیز نگاشت نشه، به یه کد نزدیک اختصاص داده می‌شی — گاهی مجاور، گاهی پایین‌تر. اگه کد آگهی و کد اختصاص‌داده‌شدهٔ تو با هم نخونن، قبل از این‌که هیچ آدمی فایلتو ببینه، فیلتر می‌شی. نه به این دلیل که برای شغل اشتباهی. به این دلیل که</w:t>
+        <w:t xml:space="preserve">ATS resume تو رو parse می‌کنه و سه عنوان شغلی آخرت رو هم به کدهایی از طرف خودش می‌چسبونه. اگه عنوان آخرت به‌شکل تمیز نگاشت نشه، به یه کد نزدیک اختصاص داده می‌شی — گاهی مجاور، گاهی پایین‌تر. اگه کد آگهی و کد اختصاص‌داده‌شدهٔ تو با هم نخونن، قبل از این‌که هیچ آدمی فایلتو ببینه، فیلتر می‌شی. نه به این دلیل که برای شغل اشتباهی درخواست دادی، بلکه به این دلیل که</w:t>
       </w:r>
       <w:r>
         <w:rPr>
